--- a/eng/docx/56.content.docx
+++ b/eng/docx/56.content.docx
@@ -136,13 +136,6 @@
         <w:rPr>
           <w:lang w:val="en_US" w:bidi="en_US"/>
         </w:rPr>
-      </w:r>
-      <w:r>
-        <w:rPr>
-          <w:i/>
-          <w:lang w:val="en_US" w:bidi="en_US"/>
-        </w:rPr>
-        <w:t>Titus 1:1, Titus 1:2, Titus 1:2 (#2), Titus 1:3, Titus 1:4, Titus 1:6, Titus 1:7, Titus 1:7 (#2), Titus 1:8, Titus 1:9, Titus 1:11, Titus 1:11 (#2), Titus 1:13, Titus 1:14, Titus 1:15, Titus 1:16, Titus 2:2, Titus 2:3, Titus 2:4, Titus 2:7, Titus 2:8, Titus 2:9, Titus 2:10, Titus 2:11, Titus 2:12, Titus 2:13, Titus 2:14, Titus 3:1, Titus 3:3, Titus 3:5, Titus 3:5 (#2), Titus 3:7, Titus 3:8, Titus 3:9, Titus 3:10, Titus 3:14</w:t>
       </w:r>
       <w:r>
         <w:rPr>

--- a/eng/docx/56.content.docx
+++ b/eng/docx/56.content.docx
@@ -123,19 +123,6 @@
           <w:lang w:val="en_US" w:bidi="en_US"/>
         </w:rPr>
         <w:t>TIT</w:t>
-      </w:r>
-      <w:r>
-        <w:rPr>
-          <w:lang w:val="en_US" w:bidi="en_US"/>
-        </w:rPr>
-      </w:r>
-    </w:p>
-    <w:p>
-      <w:pPr/>
-      <w:r>
-        <w:rPr>
-          <w:lang w:val="en_US" w:bidi="en_US"/>
-        </w:rPr>
       </w:r>
       <w:r>
         <w:rPr>

--- a/eng/docx/56.content.docx
+++ b/eng/docx/56.content.docx
@@ -19,7 +19,7 @@
         <w:rPr>
           <w:lang w:val="en_US" w:bidi="en_US"/>
         </w:rPr>
-        <w:t>Resource: Translation Questions (unfoldingWord)</w:t>
+        <w:t>Resource: unfoldingWord® Translation Questions</w:t>
       </w:r>
       <w:r>
         <w:rPr>
@@ -85,7 +85,7 @@
         <w:rPr>
           <w:lang w:val="en_US" w:bidi="en_US"/>
         </w:rPr>
-        <w:t>Translation Questions (unfoldingWord)</w:t>
+        <w:t>unfoldingWord® Translation Questions</w:t>
       </w:r>
     </w:p>
     <w:p>

--- a/eng/docx/56.content.docx
+++ b/eng/docx/56.content.docx
@@ -185,7 +185,7 @@
         <w:rPr>
           <w:lang w:val="en_US" w:bidi="en_US"/>
         </w:rPr>
-        <w:t>Titus 1:1</w:t>
+        <w:t>Titus 1:1 (#1)</w:t>
       </w:r>
       <w:r>
         <w:rPr>
@@ -248,7 +248,7 @@
         <w:rPr>
           <w:lang w:val="en_US" w:bidi="en_US"/>
         </w:rPr>
-        <w:t>Titus 1:2</w:t>
+        <w:t>Titus 1:2 (#1)</w:t>
       </w:r>
       <w:r>
         <w:rPr>
@@ -374,7 +374,7 @@
         <w:rPr>
           <w:lang w:val="en_US" w:bidi="en_US"/>
         </w:rPr>
-        <w:t>Titus 1:3</w:t>
+        <w:t>Titus 1:3 (#1)</w:t>
       </w:r>
       <w:r>
         <w:rPr>
@@ -437,7 +437,7 @@
         <w:rPr>
           <w:lang w:val="en_US" w:bidi="en_US"/>
         </w:rPr>
-        <w:t>Titus 1:4</w:t>
+        <w:t>Titus 1:4 (#1)</w:t>
       </w:r>
       <w:r>
         <w:rPr>
@@ -500,7 +500,7 @@
         <w:rPr>
           <w:lang w:val="en_US" w:bidi="en_US"/>
         </w:rPr>
-        <w:t>Titus 1:6</w:t>
+        <w:t>Titus 1:6 (#1)</w:t>
       </w:r>
       <w:r>
         <w:rPr>
@@ -563,7 +563,7 @@
         <w:rPr>
           <w:lang w:val="en_US" w:bidi="en_US"/>
         </w:rPr>
-        <w:t>Titus 1:7</w:t>
+        <w:t>Titus 1:7 (#2)</w:t>
       </w:r>
       <w:r>
         <w:rPr>
@@ -583,6 +583,69 @@
           <w:b/>
           <w:lang w:val="en_US" w:bidi="en_US"/>
         </w:rPr>
+        <w:t>What position and responsibility does an overseer have in God’s household?</w:t>
+      </w:r>
+    </w:p>
+    <w:p>
+      <w:pPr/>
+      <w:r>
+        <w:rPr>
+          <w:lang w:val="en_US" w:bidi="en_US"/>
+        </w:rPr>
+      </w:r>
+      <w:r>
+        <w:rPr>
+          <w:lang w:val="en_US" w:bidi="en_US"/>
+        </w:rPr>
+        <w:t>He is like God’s household manager.</w:t>
+      </w:r>
+      <w:r>
+        <w:rPr>
+          <w:lang w:val="en_US" w:bidi="en_US"/>
+        </w:rPr>
+      </w:r>
+      <w:r>
+        <w:rPr>
+          <w:lang w:val="en_US" w:bidi="en_US"/>
+        </w:rPr>
+      </w:r>
+    </w:p>
+    <w:p>
+      <w:pPr/>
+      <w:r>
+        <w:rPr>
+          <w:lang w:val="en_US" w:bidi="en_US"/>
+        </w:rPr>
+      </w:r>
+    </w:p>
+    <w:p>
+      <w:pPr>
+        <w:pStyle w:val="Heading2"/>
+      </w:pPr>
+      <w:r>
+        <w:rPr>
+          <w:lang w:val="en_US" w:bidi="en_US"/>
+        </w:rPr>
+        <w:t>Titus 1:7 (#1)</w:t>
+      </w:r>
+      <w:r>
+        <w:rPr>
+          <w:lang w:val="en_US" w:bidi="en_US"/>
+        </w:rPr>
+      </w:r>
+    </w:p>
+    <w:p>
+      <w:pPr/>
+      <w:r>
+        <w:rPr>
+          <w:lang w:val="en_US" w:bidi="en_US"/>
+        </w:rPr>
+      </w:r>
+      <w:r>
+        <w:rPr>
+          <w:b/>
+          <w:lang w:val="en_US" w:bidi="en_US"/>
+        </w:rPr>
         <w:t>What are some of the character traits that an elder must avoid in order to be blameless?</w:t>
       </w:r>
     </w:p>
@@ -626,7 +689,7 @@
         <w:rPr>
           <w:lang w:val="en_US" w:bidi="en_US"/>
         </w:rPr>
-        <w:t>Titus 1:7 (#2)</w:t>
+        <w:t>Titus 1:8 (#1)</w:t>
       </w:r>
       <w:r>
         <w:rPr>
@@ -646,21 +709,21 @@
           <w:b/>
           <w:lang w:val="en_US" w:bidi="en_US"/>
         </w:rPr>
-        <w:t>What position and responsibility does an overseer have in God’s household?</w:t>
-      </w:r>
-    </w:p>
-    <w:p>
-      <w:pPr/>
-      <w:r>
-        <w:rPr>
-          <w:lang w:val="en_US" w:bidi="en_US"/>
-        </w:rPr>
-      </w:r>
-      <w:r>
-        <w:rPr>
-          <w:lang w:val="en_US" w:bidi="en_US"/>
-        </w:rPr>
-        <w:t>He is like God’s household manager.</w:t>
+        <w:t>What good qualities should an elder have?</w:t>
+      </w:r>
+    </w:p>
+    <w:p>
+      <w:pPr/>
+      <w:r>
+        <w:rPr>
+          <w:lang w:val="en_US" w:bidi="en_US"/>
+        </w:rPr>
+      </w:r>
+      <w:r>
+        <w:rPr>
+          <w:lang w:val="en_US" w:bidi="en_US"/>
+        </w:rPr>
+        <w:t>An elder should be hospitable, a friend of what is good, sensible, righteous, holy, and self-controlled.</w:t>
       </w:r>
       <w:r>
         <w:rPr>
@@ -689,7 +752,7 @@
         <w:rPr>
           <w:lang w:val="en_US" w:bidi="en_US"/>
         </w:rPr>
-        <w:t>Titus 1:8</w:t>
+        <w:t>Titus 1:9 (#1)</w:t>
       </w:r>
       <w:r>
         <w:rPr>
@@ -709,21 +772,21 @@
           <w:b/>
           <w:lang w:val="en_US" w:bidi="en_US"/>
         </w:rPr>
-        <w:t>What good qualities should an elder have?</w:t>
-      </w:r>
-    </w:p>
-    <w:p>
-      <w:pPr/>
-      <w:r>
-        <w:rPr>
-          <w:lang w:val="en_US" w:bidi="en_US"/>
-        </w:rPr>
-      </w:r>
-      <w:r>
-        <w:rPr>
-          <w:lang w:val="en_US" w:bidi="en_US"/>
-        </w:rPr>
-        <w:t>An elder should be hospitable, a friend of what is good, sensible, righteous, holy, and self-controlled.</w:t>
+        <w:t>What must an elder’s attitude be toward the message that he was taught?</w:t>
+      </w:r>
+    </w:p>
+    <w:p>
+      <w:pPr/>
+      <w:r>
+        <w:rPr>
+          <w:lang w:val="en_US" w:bidi="en_US"/>
+        </w:rPr>
+      </w:r>
+      <w:r>
+        <w:rPr>
+          <w:lang w:val="en_US" w:bidi="en_US"/>
+        </w:rPr>
+        <w:t>He must hold tightly to it, and thus, be able to encourage and rebuke others.</w:t>
       </w:r>
       <w:r>
         <w:rPr>
@@ -752,7 +815,7 @@
         <w:rPr>
           <w:lang w:val="en_US" w:bidi="en_US"/>
         </w:rPr>
-        <w:t>Titus 1:9</w:t>
+        <w:t>Titus 1:11 (#2)</w:t>
       </w:r>
       <w:r>
         <w:rPr>
@@ -772,21 +835,21 @@
           <w:b/>
           <w:lang w:val="en_US" w:bidi="en_US"/>
         </w:rPr>
-        <w:t>What must an elder’s attitude be toward the message that he was taught?</w:t>
-      </w:r>
-    </w:p>
-    <w:p>
-      <w:pPr/>
-      <w:r>
-        <w:rPr>
-          <w:lang w:val="en_US" w:bidi="en_US"/>
-        </w:rPr>
-      </w:r>
-      <w:r>
-        <w:rPr>
-          <w:lang w:val="en_US" w:bidi="en_US"/>
-        </w:rPr>
-        <w:t>He must hold tightly to it, and thus, be able to encourage and rebuke others.</w:t>
+        <w:t>What did the false teachers want?</w:t>
+      </w:r>
+    </w:p>
+    <w:p>
+      <w:pPr/>
+      <w:r>
+        <w:rPr>
+          <w:lang w:val="en_US" w:bidi="en_US"/>
+        </w:rPr>
+      </w:r>
+      <w:r>
+        <w:rPr>
+          <w:lang w:val="en_US" w:bidi="en_US"/>
+        </w:rPr>
+        <w:t>They wanted shameful profit.</w:t>
       </w:r>
       <w:r>
         <w:rPr>
@@ -815,7 +878,7 @@
         <w:rPr>
           <w:lang w:val="en_US" w:bidi="en_US"/>
         </w:rPr>
-        <w:t>Titus 1:11</w:t>
+        <w:t>Titus 1:11 (#1)</w:t>
       </w:r>
       <w:r>
         <w:rPr>
@@ -878,7 +941,7 @@
         <w:rPr>
           <w:lang w:val="en_US" w:bidi="en_US"/>
         </w:rPr>
-        <w:t>Titus 1:11 (#2)</w:t>
+        <w:t>Titus 1:13 (#1)</w:t>
       </w:r>
       <w:r>
         <w:rPr>
@@ -898,21 +961,21 @@
           <w:b/>
           <w:lang w:val="en_US" w:bidi="en_US"/>
         </w:rPr>
-        <w:t>What did the false teachers want?</w:t>
-      </w:r>
-    </w:p>
-    <w:p>
-      <w:pPr/>
-      <w:r>
-        <w:rPr>
-          <w:lang w:val="en_US" w:bidi="en_US"/>
-        </w:rPr>
-      </w:r>
-      <w:r>
-        <w:rPr>
-          <w:lang w:val="en_US" w:bidi="en_US"/>
-        </w:rPr>
-        <w:t>They wanted shameful profit.</w:t>
+        <w:t>How should an elder treat these false teachers who damage the church?</w:t>
+      </w:r>
+    </w:p>
+    <w:p>
+      <w:pPr/>
+      <w:r>
+        <w:rPr>
+          <w:lang w:val="en_US" w:bidi="en_US"/>
+        </w:rPr>
+      </w:r>
+      <w:r>
+        <w:rPr>
+          <w:lang w:val="en_US" w:bidi="en_US"/>
+        </w:rPr>
+        <w:t>He must rebuke them severely so they might be sound in the faith.</w:t>
       </w:r>
       <w:r>
         <w:rPr>
@@ -941,7 +1004,7 @@
         <w:rPr>
           <w:lang w:val="en_US" w:bidi="en_US"/>
         </w:rPr>
-        <w:t>Titus 1:13</w:t>
+        <w:t>Titus 1:14 (#1)</w:t>
       </w:r>
       <w:r>
         <w:rPr>
@@ -961,21 +1024,21 @@
           <w:b/>
           <w:lang w:val="en_US" w:bidi="en_US"/>
         </w:rPr>
-        <w:t>How should an elder treat these false teachers who damage the church?</w:t>
-      </w:r>
-    </w:p>
-    <w:p>
-      <w:pPr/>
-      <w:r>
-        <w:rPr>
-          <w:lang w:val="en_US" w:bidi="en_US"/>
-        </w:rPr>
-      </w:r>
-      <w:r>
-        <w:rPr>
-          <w:lang w:val="en_US" w:bidi="en_US"/>
-        </w:rPr>
-        <w:t>He must rebuke them severely so they might be sound in the faith.</w:t>
+        <w:t>To what did Paul say they should not pay attention?</w:t>
+      </w:r>
+    </w:p>
+    <w:p>
+      <w:pPr/>
+      <w:r>
+        <w:rPr>
+          <w:lang w:val="en_US" w:bidi="en_US"/>
+        </w:rPr>
+      </w:r>
+      <w:r>
+        <w:rPr>
+          <w:lang w:val="en_US" w:bidi="en_US"/>
+        </w:rPr>
+        <w:t>They should not pay attention to Jewish myths and to commandments of men.</w:t>
       </w:r>
       <w:r>
         <w:rPr>
@@ -1004,7 +1067,7 @@
         <w:rPr>
           <w:lang w:val="en_US" w:bidi="en_US"/>
         </w:rPr>
-        <w:t>Titus 1:14</w:t>
+        <w:t>Titus 1:15 (#1)</w:t>
       </w:r>
       <w:r>
         <w:rPr>
@@ -1024,21 +1087,21 @@
           <w:b/>
           <w:lang w:val="en_US" w:bidi="en_US"/>
         </w:rPr>
-        <w:t>To what did Paul say they should not pay attention?</w:t>
-      </w:r>
-    </w:p>
-    <w:p>
-      <w:pPr/>
-      <w:r>
-        <w:rPr>
-          <w:lang w:val="en_US" w:bidi="en_US"/>
-        </w:rPr>
-      </w:r>
-      <w:r>
-        <w:rPr>
-          <w:lang w:val="en_US" w:bidi="en_US"/>
-        </w:rPr>
-        <w:t>They should not pay attention to Jewish myths and to commandments of men.</w:t>
+        <w:t>In an unbelieving man, what is corrupted?</w:t>
+      </w:r>
+    </w:p>
+    <w:p>
+      <w:pPr/>
+      <w:r>
+        <w:rPr>
+          <w:lang w:val="en_US" w:bidi="en_US"/>
+        </w:rPr>
+      </w:r>
+      <w:r>
+        <w:rPr>
+          <w:lang w:val="en_US" w:bidi="en_US"/>
+        </w:rPr>
+        <w:t>Both his mind and conscience are corrupted.</w:t>
       </w:r>
       <w:r>
         <w:rPr>
@@ -1067,7 +1130,7 @@
         <w:rPr>
           <w:lang w:val="en_US" w:bidi="en_US"/>
         </w:rPr>
-        <w:t>Titus 1:15</w:t>
+        <w:t>Titus 1:16 (#1)</w:t>
       </w:r>
       <w:r>
         <w:rPr>
@@ -1087,21 +1150,21 @@
           <w:b/>
           <w:lang w:val="en_US" w:bidi="en_US"/>
         </w:rPr>
-        <w:t>In an unbelieving man, what is corrupted?</w:t>
-      </w:r>
-    </w:p>
-    <w:p>
-      <w:pPr/>
-      <w:r>
-        <w:rPr>
-          <w:lang w:val="en_US" w:bidi="en_US"/>
-        </w:rPr>
-      </w:r>
-      <w:r>
-        <w:rPr>
-          <w:lang w:val="en_US" w:bidi="en_US"/>
-        </w:rPr>
-        <w:t>Both his mind and conscience are corrupted.</w:t>
+        <w:t>Although the corrupted man professes to know God, how does he deny him?</w:t>
+      </w:r>
+    </w:p>
+    <w:p>
+      <w:pPr/>
+      <w:r>
+        <w:rPr>
+          <w:lang w:val="en_US" w:bidi="en_US"/>
+        </w:rPr>
+      </w:r>
+      <w:r>
+        <w:rPr>
+          <w:lang w:val="en_US" w:bidi="en_US"/>
+        </w:rPr>
+        <w:t>He denies God through his actions.</w:t>
       </w:r>
       <w:r>
         <w:rPr>
@@ -1130,7 +1193,7 @@
         <w:rPr>
           <w:lang w:val="en_US" w:bidi="en_US"/>
         </w:rPr>
-        <w:t>Titus 1:16</w:t>
+        <w:t>Titus 2:2 (#1)</w:t>
       </w:r>
       <w:r>
         <w:rPr>
@@ -1150,21 +1213,21 @@
           <w:b/>
           <w:lang w:val="en_US" w:bidi="en_US"/>
         </w:rPr>
-        <w:t>Although the corrupted man professes to know God, how does he deny him?</w:t>
-      </w:r>
-    </w:p>
-    <w:p>
-      <w:pPr/>
-      <w:r>
-        <w:rPr>
-          <w:lang w:val="en_US" w:bidi="en_US"/>
-        </w:rPr>
-      </w:r>
-      <w:r>
-        <w:rPr>
-          <w:lang w:val="en_US" w:bidi="en_US"/>
-        </w:rPr>
-        <w:t>He denies God through his actions.</w:t>
+        <w:t>What are some characteristics that older men in the church should have?</w:t>
+      </w:r>
+    </w:p>
+    <w:p>
+      <w:pPr/>
+      <w:r>
+        <w:rPr>
+          <w:lang w:val="en_US" w:bidi="en_US"/>
+        </w:rPr>
+      </w:r>
+      <w:r>
+        <w:rPr>
+          <w:lang w:val="en_US" w:bidi="en_US"/>
+        </w:rPr>
+        <w:t>They should be temperate, dignified, sensible, and sound in faith, in love, and in perseverance.</w:t>
       </w:r>
       <w:r>
         <w:rPr>
@@ -1193,7 +1256,7 @@
         <w:rPr>
           <w:lang w:val="en_US" w:bidi="en_US"/>
         </w:rPr>
-        <w:t>Titus 2:2</w:t>
+        <w:t>Titus 2:3 (#1)</w:t>
       </w:r>
       <w:r>
         <w:rPr>
@@ -1213,21 +1276,21 @@
           <w:b/>
           <w:lang w:val="en_US" w:bidi="en_US"/>
         </w:rPr>
-        <w:t>What are some characteristics that older men in the church should have?</w:t>
-      </w:r>
-    </w:p>
-    <w:p>
-      <w:pPr/>
-      <w:r>
-        <w:rPr>
-          <w:lang w:val="en_US" w:bidi="en_US"/>
-        </w:rPr>
-      </w:r>
-      <w:r>
-        <w:rPr>
-          <w:lang w:val="en_US" w:bidi="en_US"/>
-        </w:rPr>
-        <w:t>They should be temperate, dignified, sensible, and sound in faith, in love, and in perseverance.</w:t>
+        <w:t>What are some characteristics that older women in the church should have?</w:t>
+      </w:r>
+    </w:p>
+    <w:p>
+      <w:pPr/>
+      <w:r>
+        <w:rPr>
+          <w:lang w:val="en_US" w:bidi="en_US"/>
+        </w:rPr>
+      </w:r>
+      <w:r>
+        <w:rPr>
+          <w:lang w:val="en_US" w:bidi="en_US"/>
+        </w:rPr>
+        <w:t>They should be reverent, sober, not be slanderers, be teachers of what is good.</w:t>
       </w:r>
       <w:r>
         <w:rPr>
@@ -1256,7 +1319,7 @@
         <w:rPr>
           <w:lang w:val="en_US" w:bidi="en_US"/>
         </w:rPr>
-        <w:t>Titus 2:3</w:t>
+        <w:t>Titus 2:4 (#1)</w:t>
       </w:r>
       <w:r>
         <w:rPr>
@@ -1276,21 +1339,21 @@
           <w:b/>
           <w:lang w:val="en_US" w:bidi="en_US"/>
         </w:rPr>
-        <w:t>What are some characteristics that older women in the church should have?</w:t>
-      </w:r>
-    </w:p>
-    <w:p>
-      <w:pPr/>
-      <w:r>
-        <w:rPr>
-          <w:lang w:val="en_US" w:bidi="en_US"/>
-        </w:rPr>
-      </w:r>
-      <w:r>
-        <w:rPr>
-          <w:lang w:val="en_US" w:bidi="en_US"/>
-        </w:rPr>
-        <w:t>They should be reverent, sober, not be slanderers, be teachers of what is good.</w:t>
+        <w:t>What should the older women teach the younger women to do?</w:t>
+      </w:r>
+    </w:p>
+    <w:p>
+      <w:pPr/>
+      <w:r>
+        <w:rPr>
+          <w:lang w:val="en_US" w:bidi="en_US"/>
+        </w:rPr>
+      </w:r>
+      <w:r>
+        <w:rPr>
+          <w:lang w:val="en_US" w:bidi="en_US"/>
+        </w:rPr>
+        <w:t>They should teach them to love and obey their husbands, and to love their children.</w:t>
       </w:r>
       <w:r>
         <w:rPr>
@@ -1319,7 +1382,7 @@
         <w:rPr>
           <w:lang w:val="en_US" w:bidi="en_US"/>
         </w:rPr>
-        <w:t>Titus 2:4</w:t>
+        <w:t>Titus 2:7 (#1)</w:t>
       </w:r>
       <w:r>
         <w:rPr>
@@ -1339,21 +1402,21 @@
           <w:b/>
           <w:lang w:val="en_US" w:bidi="en_US"/>
         </w:rPr>
-        <w:t>What should the older women teach the younger women to do?</w:t>
-      </w:r>
-    </w:p>
-    <w:p>
-      <w:pPr/>
-      <w:r>
-        <w:rPr>
-          <w:lang w:val="en_US" w:bidi="en_US"/>
-        </w:rPr>
-      </w:r>
-      <w:r>
-        <w:rPr>
-          <w:lang w:val="en_US" w:bidi="en_US"/>
-        </w:rPr>
-        <w:t>They should teach them to love and obey their husbands, and to love their children.</w:t>
+        <w:t>How should Titus present himself as an example of good works?</w:t>
+      </w:r>
+    </w:p>
+    <w:p>
+      <w:pPr/>
+      <w:r>
+        <w:rPr>
+          <w:lang w:val="en_US" w:bidi="en_US"/>
+        </w:rPr>
+      </w:r>
+      <w:r>
+        <w:rPr>
+          <w:lang w:val="en_US" w:bidi="en_US"/>
+        </w:rPr>
+        <w:t>In his teaching, he should be uncorrupted, act with dignity, and deliver a sound message that is above criticism.</w:t>
       </w:r>
       <w:r>
         <w:rPr>
@@ -1382,7 +1445,7 @@
         <w:rPr>
           <w:lang w:val="en_US" w:bidi="en_US"/>
         </w:rPr>
-        <w:t>Titus 2:7</w:t>
+        <w:t>Titus 2:8 (#1)</w:t>
       </w:r>
       <w:r>
         <w:rPr>
@@ -1402,21 +1465,21 @@
           <w:b/>
           <w:lang w:val="en_US" w:bidi="en_US"/>
         </w:rPr>
-        <w:t>How should Titus present himself as an example of good works?</w:t>
-      </w:r>
-    </w:p>
-    <w:p>
-      <w:pPr/>
-      <w:r>
-        <w:rPr>
-          <w:lang w:val="en_US" w:bidi="en_US"/>
-        </w:rPr>
-      </w:r>
-      <w:r>
-        <w:rPr>
-          <w:lang w:val="en_US" w:bidi="en_US"/>
-        </w:rPr>
-        <w:t>In his teaching, he should be uncorrupted, act with dignity, and deliver a sound message that is above criticism.</w:t>
+        <w:t>What will happen to those who oppose Titus if he is a good example?</w:t>
+      </w:r>
+    </w:p>
+    <w:p>
+      <w:pPr/>
+      <w:r>
+        <w:rPr>
+          <w:lang w:val="en_US" w:bidi="en_US"/>
+        </w:rPr>
+      </w:r>
+      <w:r>
+        <w:rPr>
+          <w:lang w:val="en_US" w:bidi="en_US"/>
+        </w:rPr>
+        <w:t>Those who oppose him will be ashamed because they have nothing bad to say about him.</w:t>
       </w:r>
       <w:r>
         <w:rPr>
@@ -1445,7 +1508,7 @@
         <w:rPr>
           <w:lang w:val="en_US" w:bidi="en_US"/>
         </w:rPr>
-        <w:t>Titus 2:8</w:t>
+        <w:t>Titus 2:9 (#1)</w:t>
       </w:r>
       <w:r>
         <w:rPr>
@@ -1465,21 +1528,21 @@
           <w:b/>
           <w:lang w:val="en_US" w:bidi="en_US"/>
         </w:rPr>
-        <w:t>What will happen to those who oppose Titus if he is a good example?</w:t>
-      </w:r>
-    </w:p>
-    <w:p>
-      <w:pPr/>
-      <w:r>
-        <w:rPr>
-          <w:lang w:val="en_US" w:bidi="en_US"/>
-        </w:rPr>
-      </w:r>
-      <w:r>
-        <w:rPr>
-          <w:lang w:val="en_US" w:bidi="en_US"/>
-        </w:rPr>
-        <w:t>Those who oppose him will be ashamed because they have nothing bad to say about him.</w:t>
+        <w:t>How are slaves who are believers to behave?</w:t>
+      </w:r>
+    </w:p>
+    <w:p>
+      <w:pPr/>
+      <w:r>
+        <w:rPr>
+          <w:lang w:val="en_US" w:bidi="en_US"/>
+        </w:rPr>
+      </w:r>
+      <w:r>
+        <w:rPr>
+          <w:lang w:val="en_US" w:bidi="en_US"/>
+        </w:rPr>
+        <w:t>They are to obey their masters, be pleasing, and should not argue.</w:t>
       </w:r>
       <w:r>
         <w:rPr>
@@ -1508,7 +1571,7 @@
         <w:rPr>
           <w:lang w:val="en_US" w:bidi="en_US"/>
         </w:rPr>
-        <w:t>Titus 2:9</w:t>
+        <w:t>Titus 2:10 (#1)</w:t>
       </w:r>
       <w:r>
         <w:rPr>
@@ -1528,21 +1591,21 @@
           <w:b/>
           <w:lang w:val="en_US" w:bidi="en_US"/>
         </w:rPr>
-        <w:t>How are slaves who are believers to behave?</w:t>
-      </w:r>
-    </w:p>
-    <w:p>
-      <w:pPr/>
-      <w:r>
-        <w:rPr>
-          <w:lang w:val="en_US" w:bidi="en_US"/>
-        </w:rPr>
-      </w:r>
-      <w:r>
-        <w:rPr>
-          <w:lang w:val="en_US" w:bidi="en_US"/>
-        </w:rPr>
-        <w:t>They are to obey their masters, be pleasing, and should not argue.</w:t>
+        <w:t>When Christian slaves behave as Paul has instructed, what effect will that have on others?</w:t>
+      </w:r>
+    </w:p>
+    <w:p>
+      <w:pPr/>
+      <w:r>
+        <w:rPr>
+          <w:lang w:val="en_US" w:bidi="en_US"/>
+        </w:rPr>
+      </w:r>
+      <w:r>
+        <w:rPr>
+          <w:lang w:val="en_US" w:bidi="en_US"/>
+        </w:rPr>
+        <w:t>It will bring credit to the teaching about God our Savior.</w:t>
       </w:r>
       <w:r>
         <w:rPr>
@@ -1571,7 +1634,7 @@
         <w:rPr>
           <w:lang w:val="en_US" w:bidi="en_US"/>
         </w:rPr>
-        <w:t>Titus 2:10</w:t>
+        <w:t>Titus 2:11 (#1)</w:t>
       </w:r>
       <w:r>
         <w:rPr>
@@ -1591,21 +1654,21 @@
           <w:b/>
           <w:lang w:val="en_US" w:bidi="en_US"/>
         </w:rPr>
-        <w:t>When Christian slaves behave as Paul has instructed, what effect will that have on others?</w:t>
-      </w:r>
-    </w:p>
-    <w:p>
-      <w:pPr/>
-      <w:r>
-        <w:rPr>
-          <w:lang w:val="en_US" w:bidi="en_US"/>
-        </w:rPr>
-      </w:r>
-      <w:r>
-        <w:rPr>
-          <w:lang w:val="en_US" w:bidi="en_US"/>
-        </w:rPr>
-        <w:t>It will bring credit to the teaching about God our Savior.</w:t>
+        <w:t>Who can the grace of God save?</w:t>
+      </w:r>
+    </w:p>
+    <w:p>
+      <w:pPr/>
+      <w:r>
+        <w:rPr>
+          <w:lang w:val="en_US" w:bidi="en_US"/>
+        </w:rPr>
+      </w:r>
+      <w:r>
+        <w:rPr>
+          <w:lang w:val="en_US" w:bidi="en_US"/>
+        </w:rPr>
+        <w:t>The grace of God can save everyone.</w:t>
       </w:r>
       <w:r>
         <w:rPr>
@@ -1634,7 +1697,7 @@
         <w:rPr>
           <w:lang w:val="en_US" w:bidi="en_US"/>
         </w:rPr>
-        <w:t>Titus 2:11</w:t>
+        <w:t>Titus 2:12 (#1)</w:t>
       </w:r>
       <w:r>
         <w:rPr>
@@ -1654,21 +1717,21 @@
           <w:b/>
           <w:lang w:val="en_US" w:bidi="en_US"/>
         </w:rPr>
-        <w:t>Who can the grace of God save?</w:t>
-      </w:r>
-    </w:p>
-    <w:p>
-      <w:pPr/>
-      <w:r>
-        <w:rPr>
-          <w:lang w:val="en_US" w:bidi="en_US"/>
-        </w:rPr>
-      </w:r>
-      <w:r>
-        <w:rPr>
-          <w:lang w:val="en_US" w:bidi="en_US"/>
-        </w:rPr>
-        <w:t>The grace of God can save everyone.</w:t>
+        <w:t>What does the grace of God train us to reject?</w:t>
+      </w:r>
+    </w:p>
+    <w:p>
+      <w:pPr/>
+      <w:r>
+        <w:rPr>
+          <w:lang w:val="en_US" w:bidi="en_US"/>
+        </w:rPr>
+      </w:r>
+      <w:r>
+        <w:rPr>
+          <w:lang w:val="en_US" w:bidi="en_US"/>
+        </w:rPr>
+        <w:t>The grace of God trains us to reject godlessness and worldly passions.</w:t>
       </w:r>
       <w:r>
         <w:rPr>
@@ -1697,7 +1760,7 @@
         <w:rPr>
           <w:lang w:val="en_US" w:bidi="en_US"/>
         </w:rPr>
-        <w:t>Titus 2:12</w:t>
+        <w:t>Titus 2:13 (#1)</w:t>
       </w:r>
       <w:r>
         <w:rPr>
@@ -1717,21 +1780,21 @@
           <w:b/>
           <w:lang w:val="en_US" w:bidi="en_US"/>
         </w:rPr>
-        <w:t>What does the grace of God train us to reject?</w:t>
-      </w:r>
-    </w:p>
-    <w:p>
-      <w:pPr/>
-      <w:r>
-        <w:rPr>
-          <w:lang w:val="en_US" w:bidi="en_US"/>
-        </w:rPr>
-      </w:r>
-      <w:r>
-        <w:rPr>
-          <w:lang w:val="en_US" w:bidi="en_US"/>
-        </w:rPr>
-        <w:t>The grace of God trains us to reject godlessness and worldly passions.</w:t>
+        <w:t>What future event do believers look forward to receiving?</w:t>
+      </w:r>
+    </w:p>
+    <w:p>
+      <w:pPr/>
+      <w:r>
+        <w:rPr>
+          <w:lang w:val="en_US" w:bidi="en_US"/>
+        </w:rPr>
+      </w:r>
+      <w:r>
+        <w:rPr>
+          <w:lang w:val="en_US" w:bidi="en_US"/>
+        </w:rPr>
+        <w:t>Believers look forward to receiving the blessed hope: the appearance of the glory of our great God and Savior Jesus Christ.</w:t>
       </w:r>
       <w:r>
         <w:rPr>
@@ -1760,7 +1823,7 @@
         <w:rPr>
           <w:lang w:val="en_US" w:bidi="en_US"/>
         </w:rPr>
-        <w:t>Titus 2:13</w:t>
+        <w:t>Titus 2:14 (#1)</w:t>
       </w:r>
       <w:r>
         <w:rPr>
@@ -1780,21 +1843,21 @@
           <w:b/>
           <w:lang w:val="en_US" w:bidi="en_US"/>
         </w:rPr>
-        <w:t>What future event do believers look forward to receiving?</w:t>
-      </w:r>
-    </w:p>
-    <w:p>
-      <w:pPr/>
-      <w:r>
-        <w:rPr>
-          <w:lang w:val="en_US" w:bidi="en_US"/>
-        </w:rPr>
-      </w:r>
-      <w:r>
-        <w:rPr>
-          <w:lang w:val="en_US" w:bidi="en_US"/>
-        </w:rPr>
-        <w:t>Believers look forward to receiving the blessed hope: the appearance of the glory of our great God and Savior Jesus Christ.</w:t>
+        <w:t>Why did Jesus give himself for us?</w:t>
+      </w:r>
+    </w:p>
+    <w:p>
+      <w:pPr/>
+      <w:r>
+        <w:rPr>
+          <w:lang w:val="en_US" w:bidi="en_US"/>
+        </w:rPr>
+      </w:r>
+      <w:r>
+        <w:rPr>
+          <w:lang w:val="en_US" w:bidi="en_US"/>
+        </w:rPr>
+        <w:t>He gave himself in order to redeem us from lawlessness and to purify for himself a people who are zealous to do good works.</w:t>
       </w:r>
       <w:r>
         <w:rPr>
@@ -1823,7 +1886,7 @@
         <w:rPr>
           <w:lang w:val="en_US" w:bidi="en_US"/>
         </w:rPr>
-        <w:t>Titus 2:14</w:t>
+        <w:t>Titus 3:1 (#1)</w:t>
       </w:r>
       <w:r>
         <w:rPr>
@@ -1843,21 +1906,21 @@
           <w:b/>
           <w:lang w:val="en_US" w:bidi="en_US"/>
         </w:rPr>
-        <w:t>Why did Jesus give himself for us?</w:t>
-      </w:r>
-    </w:p>
-    <w:p>
-      <w:pPr/>
-      <w:r>
-        <w:rPr>
-          <w:lang w:val="en_US" w:bidi="en_US"/>
-        </w:rPr>
-      </w:r>
-      <w:r>
-        <w:rPr>
-          <w:lang w:val="en_US" w:bidi="en_US"/>
-        </w:rPr>
-        <w:t>He gave himself in order to redeem us from lawlessness and to purify for himself a people who are zealous to do good works.</w:t>
+        <w:t>What should the believer’s attitude be toward rulers and authorities?</w:t>
+      </w:r>
+    </w:p>
+    <w:p>
+      <w:pPr/>
+      <w:r>
+        <w:rPr>
+          <w:lang w:val="en_US" w:bidi="en_US"/>
+        </w:rPr>
+      </w:r>
+      <w:r>
+        <w:rPr>
+          <w:lang w:val="en_US" w:bidi="en_US"/>
+        </w:rPr>
+        <w:t>The believer should submit to them and obey them, and be ready for every good work.</w:t>
       </w:r>
       <w:r>
         <w:rPr>
@@ -1886,7 +1949,7 @@
         <w:rPr>
           <w:lang w:val="en_US" w:bidi="en_US"/>
         </w:rPr>
-        <w:t>Titus 3:1</w:t>
+        <w:t>Titus 3:3 (#1)</w:t>
       </w:r>
       <w:r>
         <w:rPr>
@@ -1906,21 +1969,21 @@
           <w:b/>
           <w:lang w:val="en_US" w:bidi="en_US"/>
         </w:rPr>
-        <w:t>What should the believer’s attitude be toward rulers and authorities?</w:t>
-      </w:r>
-    </w:p>
-    <w:p>
-      <w:pPr/>
-      <w:r>
-        <w:rPr>
-          <w:lang w:val="en_US" w:bidi="en_US"/>
-        </w:rPr>
-      </w:r>
-      <w:r>
-        <w:rPr>
-          <w:lang w:val="en_US" w:bidi="en_US"/>
-        </w:rPr>
-        <w:t>The believer should submit to them and obey them, and be ready for every good work.</w:t>
+        <w:t>What leads unbelievers astray and enslaves them?</w:t>
+      </w:r>
+    </w:p>
+    <w:p>
+      <w:pPr/>
+      <w:r>
+        <w:rPr>
+          <w:lang w:val="en_US" w:bidi="en_US"/>
+        </w:rPr>
+      </w:r>
+      <w:r>
+        <w:rPr>
+          <w:lang w:val="en_US" w:bidi="en_US"/>
+        </w:rPr>
+        <w:t>Their various passions and pleasures lead them astray and enslave them.</w:t>
       </w:r>
       <w:r>
         <w:rPr>
@@ -1949,7 +2012,7 @@
         <w:rPr>
           <w:lang w:val="en_US" w:bidi="en_US"/>
         </w:rPr>
-        <w:t>Titus 3:3</w:t>
+        <w:t>Titus 3:5 (#1)</w:t>
       </w:r>
       <w:r>
         <w:rPr>
@@ -1969,21 +2032,21 @@
           <w:b/>
           <w:lang w:val="en_US" w:bidi="en_US"/>
         </w:rPr>
-        <w:t>What leads unbelievers astray and enslaves them?</w:t>
-      </w:r>
-    </w:p>
-    <w:p>
-      <w:pPr/>
-      <w:r>
-        <w:rPr>
-          <w:lang w:val="en_US" w:bidi="en_US"/>
-        </w:rPr>
-      </w:r>
-      <w:r>
-        <w:rPr>
-          <w:lang w:val="en_US" w:bidi="en_US"/>
-        </w:rPr>
-        <w:t>Their various passions and pleasures lead them astray and enslave them.</w:t>
+        <w:t>Through what means did God save us?</w:t>
+      </w:r>
+    </w:p>
+    <w:p>
+      <w:pPr/>
+      <w:r>
+        <w:rPr>
+          <w:lang w:val="en_US" w:bidi="en_US"/>
+        </w:rPr>
+      </w:r>
+      <w:r>
+        <w:rPr>
+          <w:lang w:val="en_US" w:bidi="en_US"/>
+        </w:rPr>
+        <w:t>He saved us through the washing of new birth and renewal by the Holy Spirit.</w:t>
       </w:r>
       <w:r>
         <w:rPr>
@@ -2012,7 +2075,7 @@
         <w:rPr>
           <w:lang w:val="en_US" w:bidi="en_US"/>
         </w:rPr>
-        <w:t>Titus 3:5</w:t>
+        <w:t>Titus 3:5 (#2)</w:t>
       </w:r>
       <w:r>
         <w:rPr>
@@ -2032,21 +2095,21 @@
           <w:b/>
           <w:lang w:val="en_US" w:bidi="en_US"/>
         </w:rPr>
-        <w:t>Through what means did God save us?</w:t>
-      </w:r>
-    </w:p>
-    <w:p>
-      <w:pPr/>
-      <w:r>
-        <w:rPr>
-          <w:lang w:val="en_US" w:bidi="en_US"/>
-        </w:rPr>
-      </w:r>
-      <w:r>
-        <w:rPr>
-          <w:lang w:val="en_US" w:bidi="en_US"/>
-        </w:rPr>
-        <w:t>He saved us through the washing of new birth and renewal by the Holy Spirit.</w:t>
+        <w:t>Are we saved because of good works which we have done or because of God’s mercy?</w:t>
+      </w:r>
+    </w:p>
+    <w:p>
+      <w:pPr/>
+      <w:r>
+        <w:rPr>
+          <w:lang w:val="en_US" w:bidi="en_US"/>
+        </w:rPr>
+      </w:r>
+      <w:r>
+        <w:rPr>
+          <w:lang w:val="en_US" w:bidi="en_US"/>
+        </w:rPr>
+        <w:t>We are saved only because of God’s mercy.</w:t>
       </w:r>
       <w:r>
         <w:rPr>
@@ -2075,7 +2138,7 @@
         <w:rPr>
           <w:lang w:val="en_US" w:bidi="en_US"/>
         </w:rPr>
-        <w:t>Titus 3:5 (#2)</w:t>
+        <w:t>Titus 3:7 (#1)</w:t>
       </w:r>
       <w:r>
         <w:rPr>
@@ -2095,21 +2158,21 @@
           <w:b/>
           <w:lang w:val="en_US" w:bidi="en_US"/>
         </w:rPr>
-        <w:t>Are we saved because of good works which we have done or because of God’s mercy?</w:t>
-      </w:r>
-    </w:p>
-    <w:p>
-      <w:pPr/>
-      <w:r>
-        <w:rPr>
-          <w:lang w:val="en_US" w:bidi="en_US"/>
-        </w:rPr>
-      </w:r>
-      <w:r>
-        <w:rPr>
-          <w:lang w:val="en_US" w:bidi="en_US"/>
-        </w:rPr>
-        <w:t>We are saved only because of God’s mercy.</w:t>
+        <w:t>After he justifies us, what does God make us to become?</w:t>
+      </w:r>
+    </w:p>
+    <w:p>
+      <w:pPr/>
+      <w:r>
+        <w:rPr>
+          <w:lang w:val="en_US" w:bidi="en_US"/>
+        </w:rPr>
+      </w:r>
+      <w:r>
+        <w:rPr>
+          <w:lang w:val="en_US" w:bidi="en_US"/>
+        </w:rPr>
+        <w:t>God makes us become his heirs.</w:t>
       </w:r>
       <w:r>
         <w:rPr>
@@ -2138,7 +2201,7 @@
         <w:rPr>
           <w:lang w:val="en_US" w:bidi="en_US"/>
         </w:rPr>
-        <w:t>Titus 3:7</w:t>
+        <w:t>Titus 3:8 (#1)</w:t>
       </w:r>
       <w:r>
         <w:rPr>
@@ -2158,21 +2221,21 @@
           <w:b/>
           <w:lang w:val="en_US" w:bidi="en_US"/>
         </w:rPr>
-        <w:t>After he justifies us, what does God make us to become?</w:t>
-      </w:r>
-    </w:p>
-    <w:p>
-      <w:pPr/>
-      <w:r>
-        <w:rPr>
-          <w:lang w:val="en_US" w:bidi="en_US"/>
-        </w:rPr>
-      </w:r>
-      <w:r>
-        <w:rPr>
-          <w:lang w:val="en_US" w:bidi="en_US"/>
-        </w:rPr>
-        <w:t>God makes us become his heirs.</w:t>
+        <w:t>What should believers be careful to do?</w:t>
+      </w:r>
+    </w:p>
+    <w:p>
+      <w:pPr/>
+      <w:r>
+        <w:rPr>
+          <w:lang w:val="en_US" w:bidi="en_US"/>
+        </w:rPr>
+      </w:r>
+      <w:r>
+        <w:rPr>
+          <w:lang w:val="en_US" w:bidi="en_US"/>
+        </w:rPr>
+        <w:t>Believers should be careful to do the good works.</w:t>
       </w:r>
       <w:r>
         <w:rPr>
@@ -2201,7 +2264,7 @@
         <w:rPr>
           <w:lang w:val="en_US" w:bidi="en_US"/>
         </w:rPr>
-        <w:t>Titus 3:8</w:t>
+        <w:t>Titus 3:9 (#1)</w:t>
       </w:r>
       <w:r>
         <w:rPr>
@@ -2221,21 +2284,21 @@
           <w:b/>
           <w:lang w:val="en_US" w:bidi="en_US"/>
         </w:rPr>
-        <w:t>What should believers be careful to do?</w:t>
-      </w:r>
-    </w:p>
-    <w:p>
-      <w:pPr/>
-      <w:r>
-        <w:rPr>
-          <w:lang w:val="en_US" w:bidi="en_US"/>
-        </w:rPr>
-      </w:r>
-      <w:r>
-        <w:rPr>
-          <w:lang w:val="en_US" w:bidi="en_US"/>
-        </w:rPr>
-        <w:t>Believers should be careful to do the good works.</w:t>
+        <w:t>What should believers avoid?</w:t>
+      </w:r>
+    </w:p>
+    <w:p>
+      <w:pPr/>
+      <w:r>
+        <w:rPr>
+          <w:lang w:val="en_US" w:bidi="en_US"/>
+        </w:rPr>
+      </w:r>
+      <w:r>
+        <w:rPr>
+          <w:lang w:val="en_US" w:bidi="en_US"/>
+        </w:rPr>
+        <w:t>Believers should avoid foolish debates, genealogies, strife, and conflict about religious law.</w:t>
       </w:r>
       <w:r>
         <w:rPr>
@@ -2264,7 +2327,7 @@
         <w:rPr>
           <w:lang w:val="en_US" w:bidi="en_US"/>
         </w:rPr>
-        <w:t>Titus 3:9</w:t>
+        <w:t>Titus 3:10 (#1)</w:t>
       </w:r>
       <w:r>
         <w:rPr>
@@ -2284,21 +2347,21 @@
           <w:b/>
           <w:lang w:val="en_US" w:bidi="en_US"/>
         </w:rPr>
-        <w:t>What should believers avoid?</w:t>
-      </w:r>
-    </w:p>
-    <w:p>
-      <w:pPr/>
-      <w:r>
-        <w:rPr>
-          <w:lang w:val="en_US" w:bidi="en_US"/>
-        </w:rPr>
-      </w:r>
-      <w:r>
-        <w:rPr>
-          <w:lang w:val="en_US" w:bidi="en_US"/>
-        </w:rPr>
-        <w:t>Believers should avoid foolish debates, genealogies, strife, and conflict about religious law.</w:t>
+        <w:t>Who should we reject after one or two warnings?</w:t>
+      </w:r>
+    </w:p>
+    <w:p>
+      <w:pPr/>
+      <w:r>
+        <w:rPr>
+          <w:lang w:val="en_US" w:bidi="en_US"/>
+        </w:rPr>
+      </w:r>
+      <w:r>
+        <w:rPr>
+          <w:lang w:val="en_US" w:bidi="en_US"/>
+        </w:rPr>
+        <w:t>We should reject a divisive person.</w:t>
       </w:r>
       <w:r>
         <w:rPr>
@@ -2327,70 +2390,7 @@
         <w:rPr>
           <w:lang w:val="en_US" w:bidi="en_US"/>
         </w:rPr>
-        <w:t>Titus 3:10</w:t>
-      </w:r>
-      <w:r>
-        <w:rPr>
-          <w:lang w:val="en_US" w:bidi="en_US"/>
-        </w:rPr>
-      </w:r>
-    </w:p>
-    <w:p>
-      <w:pPr/>
-      <w:r>
-        <w:rPr>
-          <w:lang w:val="en_US" w:bidi="en_US"/>
-        </w:rPr>
-      </w:r>
-      <w:r>
-        <w:rPr>
-          <w:b/>
-          <w:lang w:val="en_US" w:bidi="en_US"/>
-        </w:rPr>
-        <w:t>Who should we reject after one or two warnings?</w:t>
-      </w:r>
-    </w:p>
-    <w:p>
-      <w:pPr/>
-      <w:r>
-        <w:rPr>
-          <w:lang w:val="en_US" w:bidi="en_US"/>
-        </w:rPr>
-      </w:r>
-      <w:r>
-        <w:rPr>
-          <w:lang w:val="en_US" w:bidi="en_US"/>
-        </w:rPr>
-        <w:t>We should reject a divisive person.</w:t>
-      </w:r>
-      <w:r>
-        <w:rPr>
-          <w:lang w:val="en_US" w:bidi="en_US"/>
-        </w:rPr>
-      </w:r>
-      <w:r>
-        <w:rPr>
-          <w:lang w:val="en_US" w:bidi="en_US"/>
-        </w:rPr>
-      </w:r>
-    </w:p>
-    <w:p>
-      <w:pPr/>
-      <w:r>
-        <w:rPr>
-          <w:lang w:val="en_US" w:bidi="en_US"/>
-        </w:rPr>
-      </w:r>
-    </w:p>
-    <w:p>
-      <w:pPr>
-        <w:pStyle w:val="Heading2"/>
-      </w:pPr>
-      <w:r>
-        <w:rPr>
-          <w:lang w:val="en_US" w:bidi="en_US"/>
-        </w:rPr>
-        <w:t>Titus 3:14</w:t>
+        <w:t>Titus 3:14 (#1)</w:t>
       </w:r>
       <w:r>
         <w:rPr>
